--- a/Progres-Fatimah/Jurnal Submit/submit/RJPT/Fitriani/RJPT_Manuscript_Revised.docx
+++ b/Progres-Fatimah/Jurnal Submit/submit/RJPT/Fitriani/RJPT_Manuscript_Revised.docx
@@ -1,6 +1,6 @@
 
 <file path=word/document.xml><?xml version="1.0" encoding="utf-8"?>
-<w:document xmlns:wpc="http://schemas.microsoft.com/office/word/2010/wordprocessingCanvas" xmlns:cx="http://schemas.microsoft.com/office/drawing/2014/chartex" xmlns:cx1="http://schemas.microsoft.com/office/drawing/2015/9/8/chartex" xmlns:cx2="http://schemas.microsoft.com/office/drawing/2015/10/21/chartex" xmlns:cx3="http://schemas.microsoft.com/office/drawing/2016/5/9/chartex" xmlns:cx4="http://schemas.microsoft.com/office/drawing/2016/5/10/chartex" xmlns:cx5="http://schemas.microsoft.com/office/drawing/2016/5/11/chartex" xmlns:cx6="http://schemas.microsoft.com/office/drawing/2016/5/12/chartex" xmlns:cx7="http://schemas.microsoft.com/office/drawing/2016/5/13/chartex" xmlns:cx8="http://schemas.microsoft.com/office/drawing/2016/5/14/chartex" xmlns:mc="http://schemas.openxmlformats.org/markup-compatibility/2006" xmlns:aink="http://schemas.microsoft.com/office/drawing/2016/ink" xmlns:am3d="http://schemas.microsoft.com/office/drawing/2017/model3d" xmlns:o="urn:schemas-microsoft-com:office:office" xmlns:oel="http://schemas.microsoft.com/office/2019/extlst" xmlns:r="http://schemas.openxmlformats.org/officeDocument/2006/relationships" xmlns:m="http://schemas.openxmlformats.org/officeDocument/2006/math" xmlns:v="urn:schemas-microsoft-com:vml" xmlns:wp14="http://schemas.microsoft.com/office/word/2010/wordprocessingDrawing" xmlns:wp="http://schemas.openxmlformats.org/drawingml/2006/wordprocessingDrawing" xmlns:w10="urn:schemas-microsoft-com:office:word" xmlns:w="http://schemas.openxmlformats.org/wordprocessingml/2006/main" xmlns:w14="http://schemas.microsoft.com/office/word/2010/wordml" xmlns:w15="http://schemas.microsoft.com/office/word/2012/wordml" xmlns:w16cei="http://schemas.microsoft.com/office/word/2026/wordml/cei" xmlns:w16cex="http://schemas.microsoft.com/office/word/2018/wordml/cex" xmlns:w16cid="http://schemas.microsoft.com/office/word/2016/wordml/cid" xmlns:w16="http://schemas.microsoft.com/office/word/2018/wordml" xmlns:w16du="http://schemas.microsoft.com/office/word/2023/wordml/word16du" xmlns:w16sdtdh="http://schemas.microsoft.com/office/word/2020/wordml/sdtdatahash" xmlns:w16sdtfl="http://schemas.microsoft.com/office/word/2024/wordml/sdtformatlock" xmlns:w16se="http://schemas.microsoft.com/office/word/2015/wordml/symex" xmlns:wpg="http://schemas.microsoft.com/office/word/2010/wordprocessingGroup" xmlns:wpi="http://schemas.microsoft.com/office/word/2010/wordprocessingInk" xmlns:wne="http://schemas.microsoft.com/office/word/2006/wordml" xmlns:wps="http://schemas.microsoft.com/office/word/2010/wordprocessingShape" mc:Ignorable="w14 w15 w16se w16cid w16 w16cex w16sdtdh w16sdtfl w16du wp14">
+<w:document xmlns:wpc="http://schemas.microsoft.com/office/word/2010/wordprocessingCanvas" xmlns:cx="http://schemas.microsoft.com/office/drawing/2014/chartex" xmlns:cx1="http://schemas.microsoft.com/office/drawing/2015/9/8/chartex" xmlns:cx2="http://schemas.microsoft.com/office/drawing/2015/10/21/chartex" xmlns:cx3="http://schemas.microsoft.com/office/drawing/2016/5/9/chartex" xmlns:cx4="http://schemas.microsoft.com/office/drawing/2016/5/10/chartex" xmlns:cx5="http://schemas.microsoft.com/office/drawing/2016/5/11/chartex" xmlns:cx6="http://schemas.microsoft.com/office/drawing/2016/5/12/chartex" xmlns:cx7="http://schemas.microsoft.com/office/drawing/2016/5/13/chartex" xmlns:cx8="http://schemas.microsoft.com/office/drawing/2016/5/14/chartex" xmlns:mc="http://schemas.openxmlformats.org/markup-compatibility/2006" xmlns:aink="http://schemas.microsoft.com/office/drawing/2016/ink" xmlns:am3d="http://schemas.microsoft.com/office/drawing/2017/model3d" xmlns:o="urn:schemas-microsoft-com:office:office" xmlns:oel="http://schemas.microsoft.com/office/2019/extlst" xmlns:r="http://schemas.openxmlformats.org/officeDocument/2006/relationships" xmlns:m="http://schemas.openxmlformats.org/officeDocument/2006/math" xmlns:v="urn:schemas-microsoft-com:vml" xmlns:wp14="http://schemas.microsoft.com/office/word/2010/wordprocessingDrawing" xmlns:wp="http://schemas.openxmlformats.org/drawingml/2006/wordprocessingDrawing" xmlns:w10="urn:schemas-microsoft-com:office:word" xmlns:w="http://schemas.openxmlformats.org/wordprocessingml/2006/main" xmlns:w14="http://schemas.microsoft.com/office/word/2010/wordml" xmlns:w15="http://schemas.microsoft.com/office/word/2012/wordml" xmlns:w16cex="http://schemas.microsoft.com/office/word/2018/wordml/cex" xmlns:w16cid="http://schemas.microsoft.com/office/word/2016/wordml/cid" xmlns:w16="http://schemas.microsoft.com/office/word/2018/wordml" xmlns:w16du="http://schemas.microsoft.com/office/word/2023/wordml/word16du" xmlns:w16sdtdh="http://schemas.microsoft.com/office/word/2020/wordml/sdtdatahash" xmlns:w16sdtfl="http://schemas.microsoft.com/office/word/2024/wordml/sdtformatlock" xmlns:w16se="http://schemas.microsoft.com/office/word/2015/wordml/symex" xmlns:wpg="http://schemas.microsoft.com/office/word/2010/wordprocessingGroup" xmlns:wpi="http://schemas.microsoft.com/office/word/2010/wordprocessingInk" xmlns:wne="http://schemas.microsoft.com/office/word/2006/wordml" xmlns:wps="http://schemas.microsoft.com/office/word/2010/wordprocessingShape" mc:Ignorable="w14 w15 w16se w16cid w16 w16cex w16sdtdh w16sdtfl w16du wp14">
   <w:body>
     <w:p>
       <w:pPr>
@@ -289,7 +289,17 @@
         <w:t>Background:</w:t>
       </w:r>
       <w:r>
-        <w:t xml:space="preserve"> Hypertension in pregnancy can increase the risk of maternal and perinatal complications, making safe and easily applicable supportive interventions relevant to maternal care. Hand massage may promote relaxation, while fragrant pandan (Pandanus amaryllifolius Roxb.) can be incorporated into a lotion used as a massage medium.</w:t>
+        <w:t xml:space="preserve"> Hypertension in pregnancy can increase the risk of maternal and perinatal complications, making safe and easily applicable supportive interventions relevant to maternal care. Hand massage may promote relaxation, while fragrant pandan (</w:t>
+      </w:r>
+      <w:r>
+        <w:rPr>
+          <w:i/>
+          <w:iCs/>
+        </w:rPr>
+        <w:t>Pandanus amaryllifolius</w:t>
+      </w:r>
+      <w:r>
+        <w:t xml:space="preserve"> Roxb.) can be incorporated into a lotion used as a massage medium.</w:t>
       </w:r>
     </w:p>
     <w:p>
@@ -426,7 +436,17 @@
         <w:jc w:val="both"/>
       </w:pPr>
       <w:r>
-        <w:t>Indonesia has rich biodiversity that can be utilized as supportive material for non-pharmacological therapy. One commonly found plant is fragrant pandan (Pandanus amaryllifolius Roxb.). Pandan leaves contain several compounds, including alkaloids, terpenoids, steroids, flavonoids, saponins, chlorophyll, tannins, glycosides, and essential oils. The aroma of pandan may provide a relaxing sensation, while aromatic materials combined with massage have been investigated as complementary approaches to support changes in blood pressure.</w:t>
+        <w:t>Indonesia has rich biodiversity that can be utilized as supportive material for non-pharmacological therapy. One commonly found plant is fragrant pandan (</w:t>
+      </w:r>
+      <w:r>
+        <w:rPr>
+          <w:i/>
+          <w:iCs/>
+        </w:rPr>
+        <w:t xml:space="preserve">Pandanus amaryllifolius </w:t>
+      </w:r>
+      <w:r>
+        <w:t>Roxb.). Pandan leaves contain several compounds, including alkaloids, terpenoids, steroids, flavonoids, saponins, chlorophyll, tannins, glycosides, and essential oils. The aroma of pandan may provide a relaxing sensation, while aromatic materials combined with massage have been investigated as complementary approaches to support changes in blood pressure.</w:t>
       </w:r>
       <w:r>
         <w:rPr>
@@ -7101,33 +7121,19 @@
         <w:jc w:val="both"/>
       </w:pPr>
       <w:r>
+        <w:t>Additional related studies provide further context for the present findings. Swedish massage in patients with hypertension and foot massage in postoperative patients have both been reported to influence blood pressure, supporting the plausibility of massage-related cardiovascular responses.</w:t>
+      </w:r>
+      <w:r>
         <w:rPr>
-          <w:rFonts w:ascii="Times New Roman" w:hAnsi="Times New Roman"/>
-          <w:i w:val="0"/>
-          <w:sz w:val="20"/>
-        </w:rPr>
-        <w:t>Additional related studies provide further context for the present findings. Swedish massage in patients with hypertension and foot massage in postoperative patients have both been reported to influence blood pressure, supporting the plausibility of massage-related cardiovascular responses.</w:t>
-      </w:r>
-      <w:r>
-        <w:rPr>
-          <w:rFonts w:ascii="Times New Roman" w:hAnsi="Times New Roman"/>
-          <w:sz w:val="20"/>
           <w:vertAlign w:val="superscript"/>
         </w:rPr>
         <w:t>26,27</w:t>
       </w:r>
       <w:r>
+        <w:t xml:space="preserve"> In pregnancy-induced hypertension, Benson relaxation therapy and structured relaxation techniques have also been associated with reductions in blood pressure and stress.</w:t>
+      </w:r>
+      <w:r>
         <w:rPr>
-          <w:rFonts w:ascii="Times New Roman" w:hAnsi="Times New Roman"/>
-          <w:i w:val="0"/>
-          <w:sz w:val="20"/>
-        </w:rPr>
-        <w:t xml:space="preserve"> In pregnancy-induced hypertension, Benson relaxation therapy and structured relaxation techniques have also been associated with reductions in blood pressure and stress.</w:t>
-      </w:r>
-      <w:r>
-        <w:rPr>
-          <w:rFonts w:ascii="Times New Roman" w:hAnsi="Times New Roman"/>
-          <w:sz w:val="20"/>
           <w:vertAlign w:val="superscript"/>
         </w:rPr>
         <w:t>28,29</w:t>
@@ -7138,33 +7144,23 @@
         <w:jc w:val="both"/>
       </w:pPr>
       <w:r>
+        <w:t xml:space="preserve">Other non-pharmacological interventions in pregnant women with hypertension have shown similar supportive effects. Music therapy and guided imagery have been reported to reduce blood pressure and/or stress among women with pregnancy-induced hypertension, while aerobic exercise during pregnancy has been described as beneficial for </w:t>
+      </w:r>
+      <w:r>
+        <w:lastRenderedPageBreak/>
+        <w:t>blood-pressure control.</w:t>
+      </w:r>
+      <w:r>
         <w:rPr>
-          <w:rFonts w:ascii="Times New Roman" w:hAnsi="Times New Roman"/>
-          <w:i w:val="0"/>
-          <w:sz w:val="20"/>
-        </w:rPr>
-        <w:t>Other non-pharmacological interventions in pregnant women with hypertension have shown similar supportive effects. Music therapy and guided imagery have been reported to reduce blood pressure and/or stress among women with pregnancy-induced hypertension, while aerobic exercise during pregnancy has been described as beneficial for blood-pressure control.</w:t>
-      </w:r>
-      <w:r>
-        <w:rPr>
-          <w:rFonts w:ascii="Times New Roman" w:hAnsi="Times New Roman"/>
-          <w:sz w:val="20"/>
           <w:vertAlign w:val="superscript"/>
         </w:rPr>
         <w:t>30-32</w:t>
       </w:r>
       <w:r>
+        <w:t xml:space="preserve"> A cross-sectional study in pregnant women further highlights the clinical relevance of hypertension and its maternal-fetal complications.</w:t>
+      </w:r>
+      <w:r>
         <w:rPr>
-          <w:rFonts w:ascii="Times New Roman" w:hAnsi="Times New Roman"/>
-          <w:i w:val="0"/>
-          <w:sz w:val="20"/>
-        </w:rPr>
-        <w:t xml:space="preserve"> A cross-sectional study in pregnant women further highlights the clinical relevance of hypertension and its maternal-fetal complications.</w:t>
-      </w:r>
-      <w:r>
-        <w:rPr>
-          <w:rFonts w:ascii="Times New Roman" w:hAnsi="Times New Roman"/>
-          <w:sz w:val="20"/>
           <w:vertAlign w:val="superscript"/>
         </w:rPr>
         <w:t>33</w:t>
@@ -7175,43 +7171,36 @@
         <w:jc w:val="both"/>
       </w:pPr>
       <w:r>
+        <w:t xml:space="preserve">Regarding the pandan component, studies published in RJPT have examined </w:t>
+      </w:r>
+      <w:r>
         <w:rPr>
-          <w:rFonts w:ascii="Times New Roman" w:hAnsi="Times New Roman"/>
-          <w:i w:val="0"/>
-          <w:sz w:val="20"/>
+          <w:i/>
         </w:rPr>
-        <w:t xml:space="preserve">Regarding the pandan component, studies published in RJPT have examined </w:t>
+        <w:t>P</w:t>
       </w:r>
       <w:r>
         <w:rPr>
-          <w:rFonts w:ascii="Times New Roman" w:hAnsi="Times New Roman"/>
           <w:i/>
-          <w:sz w:val="20"/>
         </w:rPr>
-        <w:t>Pandanus amaryllifolius</w:t>
+        <w:t>.</w:t>
       </w:r>
       <w:r>
         <w:rPr>
-          <w:rFonts w:ascii="Times New Roman" w:hAnsi="Times New Roman"/>
-          <w:i w:val="0"/>
-          <w:sz w:val="20"/>
+          <w:i/>
         </w:rPr>
+        <w:t xml:space="preserve"> amaryllifolius</w:t>
+      </w:r>
+      <w:r>
         <w:t xml:space="preserve"> in herbal preparations and characterized its secondary metabolites.</w:t>
       </w:r>
       <w:r>
         <w:rPr>
-          <w:rFonts w:ascii="Times New Roman" w:hAnsi="Times New Roman"/>
-          <w:sz w:val="20"/>
           <w:vertAlign w:val="superscript"/>
         </w:rPr>
         <w:t>34,35</w:t>
       </w:r>
       <w:r>
-        <w:rPr>
-          <w:rFonts w:ascii="Times New Roman" w:hAnsi="Times New Roman"/>
-          <w:i w:val="0"/>
-          <w:sz w:val="20"/>
-        </w:rPr>
         <w:t xml:space="preserve"> These publications support the biological and formulation rationale for investigating pandan-based products; however, they do not establish that pandan lotion independently lowers blood pressure, and the present between-group findings should therefore be interpreted cautiously.</w:t>
       </w:r>
     </w:p>
@@ -7242,7 +7231,6 @@
           <w:b/>
           <w:sz w:val="22"/>
         </w:rPr>
-        <w:lastRenderedPageBreak/>
         <w:t>CONCLUSION</w:t>
       </w:r>
     </w:p>
@@ -7315,7 +7303,13 @@
         <w:spacing w:before="120" w:after="60"/>
       </w:pPr>
       <w:r>
-        <w:t>This study was conducted after obtaining ethical approval from Poltekkes Kemenkes Kendari, Kendari, Indonesia. The study protocol was approved under Ethical Clearance No. 12.199/KOMETIK/</w:t>
+        <w:t xml:space="preserve">This study was conducted after obtaining ethical approval from </w:t>
+      </w:r>
+      <w:r>
+        <w:t>Kendari Ministry of Health Polytechnic</w:t>
+      </w:r>
+      <w:r>
+        <w:t>, Kendari, Indonesia. The study protocol was approved under Ethical Clearance No. 12.199/KOMETIK/</w:t>
       </w:r>
       <w:r>
         <w:t>POLTEKESKDI</w:t>
@@ -7472,6 +7466,7 @@
         <w:rPr>
           <w:sz w:val="18"/>
         </w:rPr>
+        <w:lastRenderedPageBreak/>
         <w:t>11. Dagcan Sahin N, Nal B, Astarcioglu MA. Comparison of the effects of reflexology and classical hand massage on pain, anxiety, and vital signs in patients after coronary angiography: a randomized controlled trial. Heart Lung. 2026;77:102707. doi:10.1016/j.hrtlng.2025.102707.</w:t>
       </w:r>
     </w:p>
@@ -7520,7 +7515,21 @@
         <w:rPr>
           <w:sz w:val="18"/>
         </w:rPr>
-        <w:t>15. Arifin MF, Yenita Y. Clinical observation of the effectiveness of fragrant pandan leaves (Pandanus amaryllifolius Roxb.) to lower blood pressure in hypertensive patients at Pratama Clinic Medan Tenggara. J Implementa Husada. 2026;7(2).</w:t>
+        <w:t>15. Arifin MF, Yenita Y. Clinical observation of the effectiveness of fragrant pandan leaves (</w:t>
+      </w:r>
+      <w:r>
+        <w:rPr>
+          <w:i/>
+          <w:iCs/>
+          <w:sz w:val="18"/>
+        </w:rPr>
+        <w:t>Pandanus amaryllifolius</w:t>
+      </w:r>
+      <w:r>
+        <w:rPr>
+          <w:sz w:val="18"/>
+        </w:rPr>
+        <w:t xml:space="preserve"> Roxb.) to lower blood pressure in hypertensive patients at Pratama Clinic Medan Tenggara. J Implementa Husada. 2026;7(2).</w:t>
       </w:r>
     </w:p>
     <w:p>
@@ -7614,13 +7623,7 @@
         <w:rPr>
           <w:sz w:val="18"/>
         </w:rPr>
-        <w:t xml:space="preserve"> Roxb.) [diploma thesis]. Malang: Akademi Farmasi Putera Indonesia Malang; 2018</w:t>
-      </w:r>
-      <w:r>
-        <w:rPr>
-          <w:sz w:val="18"/>
-        </w:rPr>
-        <w:t>.</w:t>
+        <w:t xml:space="preserve"> Roxb.) [diploma thesis]. Malang: Akademi Farmasi Putera Indonesia Malang; 2018.</w:t>
       </w:r>
     </w:p>
     <w:p>
@@ -7632,7 +7635,6 @@
         <w:rPr>
           <w:sz w:val="18"/>
         </w:rPr>
-        <w:lastRenderedPageBreak/>
         <w:t>19. Abe M, Arima H, Yoshida Y, et al. Optimal blood pressure target to prevent severe hypertension in pregnancy: a systematic review and meta-analysis. Hypertens Res. 2022;45:887-899. doi:10.1038/s41440-022-00853-z.</w:t>
       </w:r>
     </w:p>
@@ -7715,7 +7717,6 @@
       </w:pPr>
       <w:r>
         <w:rPr>
-          <w:rFonts w:ascii="Times New Roman" w:hAnsi="Times New Roman"/>
           <w:sz w:val="18"/>
         </w:rPr>
         <w:t>26. Anitha, Gifty F. A Study to assess the effectiveness of Swedish massage on blood pressure among patients with hypertension at selected hospital Kaniya Kumari. A and V Pub J Nurs Med Res. 2024;3(3):104-108. doi:10.52711/jnmr.2024.24.</w:t>
@@ -7728,7 +7729,6 @@
       </w:pPr>
       <w:r>
         <w:rPr>
-          <w:rFonts w:ascii="Times New Roman" w:hAnsi="Times New Roman"/>
           <w:sz w:val="18"/>
         </w:rPr>
         <w:t>27. Parimala L, Amutha E. Effectiveness of Foot Massage on Pain, Heart Rate and Blood Pressure among Abdominal Surgery Patients. Res J Pharm Technol. 2019;12(9):4426-4428. doi:10.5958/0974-360X.2019.00762.5.</w:t>
@@ -7741,7 +7741,6 @@
       </w:pPr>
       <w:r>
         <w:rPr>
-          <w:rFonts w:ascii="Times New Roman" w:hAnsi="Times New Roman"/>
           <w:sz w:val="18"/>
         </w:rPr>
         <w:t>28. Jazna PB, Jebakumari R, Santha NJ. A Study to Assess the Effectiveness of Benson Relaxation Therapy on Blood Pressure and Stress among Women with Pregnancy Induced Hypertension in Selected Hospitals, Madurai. Asian J Nurs Educ Res. 2016;6(2):167-170. doi:10.5958/2349-2996.2016.00031.8.</w:t>
@@ -7754,7 +7753,6 @@
       </w:pPr>
       <w:r>
         <w:rPr>
-          <w:rFonts w:ascii="Times New Roman" w:hAnsi="Times New Roman"/>
           <w:sz w:val="18"/>
         </w:rPr>
         <w:t>29. Soliman GH, Abd Elalem SM, Elhomosy SM. The Effect of Relaxation Techniques on Blood Pressure and Stress among Pregnant Women with Mild Pregnancy Induced Hypertension. Asian J Nurs Educ Res. 2017;7(3):321-329. doi:10.5958/2349-2996.2017.00065.9.</w:t>
@@ -7767,7 +7765,6 @@
       </w:pPr>
       <w:r>
         <w:rPr>
-          <w:rFonts w:ascii="Times New Roman" w:hAnsi="Times New Roman"/>
           <w:sz w:val="18"/>
         </w:rPr>
         <w:t>30. Sharma M, Vibha, Asha. A Quasi experimental study to assess the effectiveness of music therapy on stress and blood pressure among antenatal mothers with Pregnancy Induced Hypertension at selected hospitals of Punjab. Int J Adv Nurs Manag. 2016;4(4):355-360. doi:10.5958/2454-2652.2016.00079.2.</w:t>
@@ -7780,7 +7777,6 @@
       </w:pPr>
       <w:r>
         <w:rPr>
-          <w:rFonts w:ascii="Times New Roman" w:hAnsi="Times New Roman"/>
           <w:sz w:val="18"/>
         </w:rPr>
         <w:t>31. Komathi V. Effectiveness of Guided Imagery on Level of Blood Pressure among PIH Mothers in Selected Hospital at Trichy. Int J Adv Nurs Manag. 2015;3(3):245-252. doi:10.5958/2454-2652.2015.00011.6.</w:t>
@@ -7793,7 +7789,6 @@
       </w:pPr>
       <w:r>
         <w:rPr>
-          <w:rFonts w:ascii="Times New Roman" w:hAnsi="Times New Roman"/>
           <w:sz w:val="18"/>
         </w:rPr>
         <w:t>32. Srilatha S, Sujatha B. Effects of Aerobic Exercise on Blood Pressure during Pregnancy: A Case Study. Res J Pharm Technol. 2019;12(12):5749-5751. doi:10.5958/0974-360X.2019.00995.8.</w:t>
@@ -7806,7 +7801,6 @@
       </w:pPr>
       <w:r>
         <w:rPr>
-          <w:rFonts w:ascii="Times New Roman" w:hAnsi="Times New Roman"/>
           <w:sz w:val="18"/>
         </w:rPr>
         <w:t>33. Hemalatha S, Shaheedha SM, Borra R. Assessment of Prevalence of Hypertension in pregnant women with its Complications: A Cross Sectional Study. Res J Pharm Technol. 2021;14(7):3805-3808. doi:10.52711/0974-360X.2021.00659.</w:t>
@@ -7819,10 +7813,37 @@
       </w:pPr>
       <w:r>
         <w:rPr>
-          <w:rFonts w:ascii="Times New Roman" w:hAnsi="Times New Roman"/>
           <w:sz w:val="18"/>
         </w:rPr>
-        <w:t>34. Widyaningsih TD, Sari RA, Rukmi WD, Dahniar SA. The Effect of Moringa Leaf (Moringa oleifera Lam.), Pandan Wangi (Pandanus amaryllifolius Roxb.) and Red Ginger (Zingiber officinale Rosc.Var) Extract Supplement Intervention on Uric Acid, Kidney, Liver Function and Perceptions of Hyperuricemia patients on health benefit. Res J Pharm Technol. 2022;15(10):4477-4484. doi:10.52711/0974-360X.2022.00751.</w:t>
+        <w:t>34. Widyaningsih TD, Sari RA, Rukmi WD, Dahniar SA. The Effect of Moringa Leaf (</w:t>
+      </w:r>
+      <w:r>
+        <w:rPr>
+          <w:i/>
+          <w:iCs/>
+          <w:sz w:val="18"/>
+        </w:rPr>
+        <w:t>Moringa oleifera</w:t>
+      </w:r>
+      <w:r>
+        <w:rPr>
+          <w:sz w:val="18"/>
+        </w:rPr>
+        <w:t xml:space="preserve"> Lam.), Pandan Wangi (</w:t>
+      </w:r>
+      <w:r>
+        <w:rPr>
+          <w:i/>
+          <w:iCs/>
+          <w:sz w:val="18"/>
+        </w:rPr>
+        <w:t>Pandanus amaryllifolius</w:t>
+      </w:r>
+      <w:r>
+        <w:rPr>
+          <w:sz w:val="18"/>
+        </w:rPr>
+        <w:t xml:space="preserve"> Roxb.) and Red Ginger (Zingiber officinale Rosc.Var) Extract Supplement Intervention on Uric Acid, Kidney, Liver Function and Perceptions of Hyperuricemia patients on health benefit. Res J Pharm Technol. 2022;15(10):4477-4484. doi:10.52711/0974-360X.2022.00751.</w:t>
       </w:r>
     </w:p>
     <w:p>
@@ -7832,7 +7853,6 @@
       </w:pPr>
       <w:r>
         <w:rPr>
-          <w:rFonts w:ascii="Times New Roman" w:hAnsi="Times New Roman"/>
           <w:sz w:val="18"/>
         </w:rPr>
         <w:t>35. Hartati H, Slamet NS, Mohamad F, Ahmad AR, Malik A, Ysrafil Y, et al. Characterization of Antihyperglycemic Compounds from Pandan Wangi (Pandanus amaryllifolius) Leaves Extract. Res J Pharm Technol. 2026;19(6):2416-2420. doi:10.52711/0974-360X.2026.00345.</w:t>
@@ -7852,7 +7872,7 @@
 </file>
 
 <file path=word/endnotes.xml><?xml version="1.0" encoding="utf-8"?>
-<w:endnotes xmlns:wpc="http://schemas.microsoft.com/office/word/2010/wordprocessingCanvas" xmlns:cx="http://schemas.microsoft.com/office/drawing/2014/chartex" xmlns:cx1="http://schemas.microsoft.com/office/drawing/2015/9/8/chartex" xmlns:cx2="http://schemas.microsoft.com/office/drawing/2015/10/21/chartex" xmlns:cx3="http://schemas.microsoft.com/office/drawing/2016/5/9/chartex" xmlns:cx4="http://schemas.microsoft.com/office/drawing/2016/5/10/chartex" xmlns:cx5="http://schemas.microsoft.com/office/drawing/2016/5/11/chartex" xmlns:cx6="http://schemas.microsoft.com/office/drawing/2016/5/12/chartex" xmlns:cx7="http://schemas.microsoft.com/office/drawing/2016/5/13/chartex" xmlns:cx8="http://schemas.microsoft.com/office/drawing/2016/5/14/chartex" xmlns:mc="http://schemas.openxmlformats.org/markup-compatibility/2006" xmlns:aink="http://schemas.microsoft.com/office/drawing/2016/ink" xmlns:am3d="http://schemas.microsoft.com/office/drawing/2017/model3d" xmlns:o="urn:schemas-microsoft-com:office:office" xmlns:oel="http://schemas.microsoft.com/office/2019/extlst" xmlns:r="http://schemas.openxmlformats.org/officeDocument/2006/relationships" xmlns:m="http://schemas.openxmlformats.org/officeDocument/2006/math" xmlns:v="urn:schemas-microsoft-com:vml" xmlns:wp14="http://schemas.microsoft.com/office/word/2010/wordprocessingDrawing" xmlns:wp="http://schemas.openxmlformats.org/drawingml/2006/wordprocessingDrawing" xmlns:w10="urn:schemas-microsoft-com:office:word" xmlns:w="http://schemas.openxmlformats.org/wordprocessingml/2006/main" xmlns:w14="http://schemas.microsoft.com/office/word/2010/wordml" xmlns:w15="http://schemas.microsoft.com/office/word/2012/wordml" xmlns:w16cei="http://schemas.microsoft.com/office/word/2026/wordml/cei" xmlns:w16cex="http://schemas.microsoft.com/office/word/2018/wordml/cex" xmlns:w16cid="http://schemas.microsoft.com/office/word/2016/wordml/cid" xmlns:w16="http://schemas.microsoft.com/office/word/2018/wordml" xmlns:w16du="http://schemas.microsoft.com/office/word/2023/wordml/word16du" xmlns:w16sdtdh="http://schemas.microsoft.com/office/word/2020/wordml/sdtdatahash" xmlns:w16sdtfl="http://schemas.microsoft.com/office/word/2024/wordml/sdtformatlock" xmlns:w16se="http://schemas.microsoft.com/office/word/2015/wordml/symex" xmlns:wpg="http://schemas.microsoft.com/office/word/2010/wordprocessingGroup" xmlns:wpi="http://schemas.microsoft.com/office/word/2010/wordprocessingInk" xmlns:wne="http://schemas.microsoft.com/office/word/2006/wordml" xmlns:wps="http://schemas.microsoft.com/office/word/2010/wordprocessingShape" mc:Ignorable="w14 w15 w16se w16cid w16 w16cex w16sdtdh w16sdtfl w16du wp14">
+<w:endnotes xmlns:wpc="http://schemas.microsoft.com/office/word/2010/wordprocessingCanvas" xmlns:cx="http://schemas.microsoft.com/office/drawing/2014/chartex" xmlns:cx1="http://schemas.microsoft.com/office/drawing/2015/9/8/chartex" xmlns:cx2="http://schemas.microsoft.com/office/drawing/2015/10/21/chartex" xmlns:cx3="http://schemas.microsoft.com/office/drawing/2016/5/9/chartex" xmlns:cx4="http://schemas.microsoft.com/office/drawing/2016/5/10/chartex" xmlns:cx5="http://schemas.microsoft.com/office/drawing/2016/5/11/chartex" xmlns:cx6="http://schemas.microsoft.com/office/drawing/2016/5/12/chartex" xmlns:cx7="http://schemas.microsoft.com/office/drawing/2016/5/13/chartex" xmlns:cx8="http://schemas.microsoft.com/office/drawing/2016/5/14/chartex" xmlns:mc="http://schemas.openxmlformats.org/markup-compatibility/2006" xmlns:aink="http://schemas.microsoft.com/office/drawing/2016/ink" xmlns:am3d="http://schemas.microsoft.com/office/drawing/2017/model3d" xmlns:o="urn:schemas-microsoft-com:office:office" xmlns:oel="http://schemas.microsoft.com/office/2019/extlst" xmlns:r="http://schemas.openxmlformats.org/officeDocument/2006/relationships" xmlns:m="http://schemas.openxmlformats.org/officeDocument/2006/math" xmlns:v="urn:schemas-microsoft-com:vml" xmlns:wp14="http://schemas.microsoft.com/office/word/2010/wordprocessingDrawing" xmlns:wp="http://schemas.openxmlformats.org/drawingml/2006/wordprocessingDrawing" xmlns:w10="urn:schemas-microsoft-com:office:word" xmlns:w="http://schemas.openxmlformats.org/wordprocessingml/2006/main" xmlns:w14="http://schemas.microsoft.com/office/word/2010/wordml" xmlns:w15="http://schemas.microsoft.com/office/word/2012/wordml" xmlns:w16cex="http://schemas.microsoft.com/office/word/2018/wordml/cex" xmlns:w16cid="http://schemas.microsoft.com/office/word/2016/wordml/cid" xmlns:w16="http://schemas.microsoft.com/office/word/2018/wordml" xmlns:w16du="http://schemas.microsoft.com/office/word/2023/wordml/word16du" xmlns:w16sdtdh="http://schemas.microsoft.com/office/word/2020/wordml/sdtdatahash" xmlns:w16sdtfl="http://schemas.microsoft.com/office/word/2024/wordml/sdtformatlock" xmlns:w16se="http://schemas.microsoft.com/office/word/2015/wordml/symex" xmlns:wpg="http://schemas.microsoft.com/office/word/2010/wordprocessingGroup" xmlns:wpi="http://schemas.microsoft.com/office/word/2010/wordprocessingInk" xmlns:wne="http://schemas.microsoft.com/office/word/2006/wordml" xmlns:wps="http://schemas.microsoft.com/office/word/2010/wordprocessingShape" mc:Ignorable="w14 w15 w16se w16cid w16 w16cex w16sdtdh w16sdtfl w16du wp14">
   <w:endnote w:type="separator" w:id="-1">
     <w:p>
       <w:r>
@@ -7871,7 +7891,7 @@
 </file>
 
 <file path=word/footer1.xml><?xml version="1.0" encoding="utf-8"?>
-<w:ftr xmlns:wpc="http://schemas.microsoft.com/office/word/2010/wordprocessingCanvas" xmlns:cx="http://schemas.microsoft.com/office/drawing/2014/chartex" xmlns:cx1="http://schemas.microsoft.com/office/drawing/2015/9/8/chartex" xmlns:cx2="http://schemas.microsoft.com/office/drawing/2015/10/21/chartex" xmlns:cx3="http://schemas.microsoft.com/office/drawing/2016/5/9/chartex" xmlns:cx4="http://schemas.microsoft.com/office/drawing/2016/5/10/chartex" xmlns:cx5="http://schemas.microsoft.com/office/drawing/2016/5/11/chartex" xmlns:cx6="http://schemas.microsoft.com/office/drawing/2016/5/12/chartex" xmlns:cx7="http://schemas.microsoft.com/office/drawing/2016/5/13/chartex" xmlns:cx8="http://schemas.microsoft.com/office/drawing/2016/5/14/chartex" xmlns:mc="http://schemas.openxmlformats.org/markup-compatibility/2006" xmlns:aink="http://schemas.microsoft.com/office/drawing/2016/ink" xmlns:am3d="http://schemas.microsoft.com/office/drawing/2017/model3d" xmlns:o="urn:schemas-microsoft-com:office:office" xmlns:oel="http://schemas.microsoft.com/office/2019/extlst" xmlns:r="http://schemas.openxmlformats.org/officeDocument/2006/relationships" xmlns:m="http://schemas.openxmlformats.org/officeDocument/2006/math" xmlns:v="urn:schemas-microsoft-com:vml" xmlns:wp14="http://schemas.microsoft.com/office/word/2010/wordprocessingDrawing" xmlns:wp="http://schemas.openxmlformats.org/drawingml/2006/wordprocessingDrawing" xmlns:w10="urn:schemas-microsoft-com:office:word" xmlns:w="http://schemas.openxmlformats.org/wordprocessingml/2006/main" xmlns:w14="http://schemas.microsoft.com/office/word/2010/wordml" xmlns:w15="http://schemas.microsoft.com/office/word/2012/wordml" xmlns:w16cei="http://schemas.microsoft.com/office/word/2026/wordml/cei" xmlns:w16cex="http://schemas.microsoft.com/office/word/2018/wordml/cex" xmlns:w16cid="http://schemas.microsoft.com/office/word/2016/wordml/cid" xmlns:w16="http://schemas.microsoft.com/office/word/2018/wordml" xmlns:w16du="http://schemas.microsoft.com/office/word/2023/wordml/word16du" xmlns:w16sdtdh="http://schemas.microsoft.com/office/word/2020/wordml/sdtdatahash" xmlns:w16sdtfl="http://schemas.microsoft.com/office/word/2024/wordml/sdtformatlock" xmlns:w16se="http://schemas.microsoft.com/office/word/2015/wordml/symex" xmlns:wpg="http://schemas.microsoft.com/office/word/2010/wordprocessingGroup" xmlns:wpi="http://schemas.microsoft.com/office/word/2010/wordprocessingInk" xmlns:wne="http://schemas.microsoft.com/office/word/2006/wordml" xmlns:wps="http://schemas.microsoft.com/office/word/2010/wordprocessingShape" mc:Ignorable="w14 w15 w16se w16cid w16 w16cex w16sdtdh w16sdtfl w16du wp14">
+<w:ftr xmlns:wpc="http://schemas.microsoft.com/office/word/2010/wordprocessingCanvas" xmlns:cx="http://schemas.microsoft.com/office/drawing/2014/chartex" xmlns:cx1="http://schemas.microsoft.com/office/drawing/2015/9/8/chartex" xmlns:cx2="http://schemas.microsoft.com/office/drawing/2015/10/21/chartex" xmlns:cx3="http://schemas.microsoft.com/office/drawing/2016/5/9/chartex" xmlns:cx4="http://schemas.microsoft.com/office/drawing/2016/5/10/chartex" xmlns:cx5="http://schemas.microsoft.com/office/drawing/2016/5/11/chartex" xmlns:cx6="http://schemas.microsoft.com/office/drawing/2016/5/12/chartex" xmlns:cx7="http://schemas.microsoft.com/office/drawing/2016/5/13/chartex" xmlns:cx8="http://schemas.microsoft.com/office/drawing/2016/5/14/chartex" xmlns:mc="http://schemas.openxmlformats.org/markup-compatibility/2006" xmlns:aink="http://schemas.microsoft.com/office/drawing/2016/ink" xmlns:am3d="http://schemas.microsoft.com/office/drawing/2017/model3d" xmlns:o="urn:schemas-microsoft-com:office:office" xmlns:oel="http://schemas.microsoft.com/office/2019/extlst" xmlns:r="http://schemas.openxmlformats.org/officeDocument/2006/relationships" xmlns:m="http://schemas.openxmlformats.org/officeDocument/2006/math" xmlns:v="urn:schemas-microsoft-com:vml" xmlns:wp14="http://schemas.microsoft.com/office/word/2010/wordprocessingDrawing" xmlns:wp="http://schemas.openxmlformats.org/drawingml/2006/wordprocessingDrawing" xmlns:w10="urn:schemas-microsoft-com:office:word" xmlns:w="http://schemas.openxmlformats.org/wordprocessingml/2006/main" xmlns:w14="http://schemas.microsoft.com/office/word/2010/wordml" xmlns:w15="http://schemas.microsoft.com/office/word/2012/wordml" xmlns:w16cex="http://schemas.microsoft.com/office/word/2018/wordml/cex" xmlns:w16cid="http://schemas.microsoft.com/office/word/2016/wordml/cid" xmlns:w16="http://schemas.microsoft.com/office/word/2018/wordml" xmlns:w16du="http://schemas.microsoft.com/office/word/2023/wordml/word16du" xmlns:w16sdtdh="http://schemas.microsoft.com/office/word/2020/wordml/sdtdatahash" xmlns:w16sdtfl="http://schemas.microsoft.com/office/word/2024/wordml/sdtformatlock" xmlns:w16se="http://schemas.microsoft.com/office/word/2015/wordml/symex" xmlns:wpg="http://schemas.microsoft.com/office/word/2010/wordprocessingGroup" xmlns:wpi="http://schemas.microsoft.com/office/word/2010/wordprocessingInk" xmlns:wne="http://schemas.microsoft.com/office/word/2006/wordml" xmlns:wps="http://schemas.microsoft.com/office/word/2010/wordprocessingShape" mc:Ignorable="w14 w15 w16se w16cid w16 w16cex w16sdtdh w16sdtfl w16du wp14">
   <w:p>
     <w:pPr>
       <w:pStyle w:val="Footer"/>
@@ -7881,7 +7901,7 @@
 </file>
 
 <file path=word/footer2.xml><?xml version="1.0" encoding="utf-8"?>
-<w:ftr xmlns:wpc="http://schemas.microsoft.com/office/word/2010/wordprocessingCanvas" xmlns:cx="http://schemas.microsoft.com/office/drawing/2014/chartex" xmlns:cx1="http://schemas.microsoft.com/office/drawing/2015/9/8/chartex" xmlns:cx2="http://schemas.microsoft.com/office/drawing/2015/10/21/chartex" xmlns:cx3="http://schemas.microsoft.com/office/drawing/2016/5/9/chartex" xmlns:cx4="http://schemas.microsoft.com/office/drawing/2016/5/10/chartex" xmlns:cx5="http://schemas.microsoft.com/office/drawing/2016/5/11/chartex" xmlns:cx6="http://schemas.microsoft.com/office/drawing/2016/5/12/chartex" xmlns:cx7="http://schemas.microsoft.com/office/drawing/2016/5/13/chartex" xmlns:cx8="http://schemas.microsoft.com/office/drawing/2016/5/14/chartex" xmlns:mc="http://schemas.openxmlformats.org/markup-compatibility/2006" xmlns:aink="http://schemas.microsoft.com/office/drawing/2016/ink" xmlns:am3d="http://schemas.microsoft.com/office/drawing/2017/model3d" xmlns:o="urn:schemas-microsoft-com:office:office" xmlns:oel="http://schemas.microsoft.com/office/2019/extlst" xmlns:r="http://schemas.openxmlformats.org/officeDocument/2006/relationships" xmlns:m="http://schemas.openxmlformats.org/officeDocument/2006/math" xmlns:v="urn:schemas-microsoft-com:vml" xmlns:wp14="http://schemas.microsoft.com/office/word/2010/wordprocessingDrawing" xmlns:wp="http://schemas.openxmlformats.org/drawingml/2006/wordprocessingDrawing" xmlns:w10="urn:schemas-microsoft-com:office:word" xmlns:w="http://schemas.openxmlformats.org/wordprocessingml/2006/main" xmlns:w14="http://schemas.microsoft.com/office/word/2010/wordml" xmlns:w15="http://schemas.microsoft.com/office/word/2012/wordml" xmlns:w16cei="http://schemas.microsoft.com/office/word/2026/wordml/cei" xmlns:w16cex="http://schemas.microsoft.com/office/word/2018/wordml/cex" xmlns:w16cid="http://schemas.microsoft.com/office/word/2016/wordml/cid" xmlns:w16="http://schemas.microsoft.com/office/word/2018/wordml" xmlns:w16du="http://schemas.microsoft.com/office/word/2023/wordml/word16du" xmlns:w16sdtdh="http://schemas.microsoft.com/office/word/2020/wordml/sdtdatahash" xmlns:w16sdtfl="http://schemas.microsoft.com/office/word/2024/wordml/sdtformatlock" xmlns:w16se="http://schemas.microsoft.com/office/word/2015/wordml/symex" xmlns:wpg="http://schemas.microsoft.com/office/word/2010/wordprocessingGroup" xmlns:wpi="http://schemas.microsoft.com/office/word/2010/wordprocessingInk" xmlns:wne="http://schemas.microsoft.com/office/word/2006/wordml" xmlns:wps="http://schemas.microsoft.com/office/word/2010/wordprocessingShape" mc:Ignorable="w14 w15 w16se w16cid w16 w16cex w16sdtdh w16sdtfl w16du wp14">
+<w:ftr xmlns:wpc="http://schemas.microsoft.com/office/word/2010/wordprocessingCanvas" xmlns:cx="http://schemas.microsoft.com/office/drawing/2014/chartex" xmlns:cx1="http://schemas.microsoft.com/office/drawing/2015/9/8/chartex" xmlns:cx2="http://schemas.microsoft.com/office/drawing/2015/10/21/chartex" xmlns:cx3="http://schemas.microsoft.com/office/drawing/2016/5/9/chartex" xmlns:cx4="http://schemas.microsoft.com/office/drawing/2016/5/10/chartex" xmlns:cx5="http://schemas.microsoft.com/office/drawing/2016/5/11/chartex" xmlns:cx6="http://schemas.microsoft.com/office/drawing/2016/5/12/chartex" xmlns:cx7="http://schemas.microsoft.com/office/drawing/2016/5/13/chartex" xmlns:cx8="http://schemas.microsoft.com/office/drawing/2016/5/14/chartex" xmlns:mc="http://schemas.openxmlformats.org/markup-compatibility/2006" xmlns:aink="http://schemas.microsoft.com/office/drawing/2016/ink" xmlns:am3d="http://schemas.microsoft.com/office/drawing/2017/model3d" xmlns:o="urn:schemas-microsoft-com:office:office" xmlns:oel="http://schemas.microsoft.com/office/2019/extlst" xmlns:r="http://schemas.openxmlformats.org/officeDocument/2006/relationships" xmlns:m="http://schemas.openxmlformats.org/officeDocument/2006/math" xmlns:v="urn:schemas-microsoft-com:vml" xmlns:wp14="http://schemas.microsoft.com/office/word/2010/wordprocessingDrawing" xmlns:wp="http://schemas.openxmlformats.org/drawingml/2006/wordprocessingDrawing" xmlns:w10="urn:schemas-microsoft-com:office:word" xmlns:w="http://schemas.openxmlformats.org/wordprocessingml/2006/main" xmlns:w14="http://schemas.microsoft.com/office/word/2010/wordml" xmlns:w15="http://schemas.microsoft.com/office/word/2012/wordml" xmlns:w16cex="http://schemas.microsoft.com/office/word/2018/wordml/cex" xmlns:w16cid="http://schemas.microsoft.com/office/word/2016/wordml/cid" xmlns:w16="http://schemas.microsoft.com/office/word/2018/wordml" xmlns:w16du="http://schemas.microsoft.com/office/word/2023/wordml/word16du" xmlns:w16sdtdh="http://schemas.microsoft.com/office/word/2020/wordml/sdtdatahash" xmlns:w16sdtfl="http://schemas.microsoft.com/office/word/2024/wordml/sdtformatlock" xmlns:w16se="http://schemas.microsoft.com/office/word/2015/wordml/symex" xmlns:wpg="http://schemas.microsoft.com/office/word/2010/wordprocessingGroup" xmlns:wpi="http://schemas.microsoft.com/office/word/2010/wordprocessingInk" xmlns:wne="http://schemas.microsoft.com/office/word/2006/wordml" xmlns:wps="http://schemas.microsoft.com/office/word/2010/wordprocessingShape" mc:Ignorable="w14 w15 w16se w16cid w16 w16cex w16sdtdh w16sdtfl w16du wp14">
   <w:p>
     <w:pPr>
       <w:pStyle w:val="Footer"/>
@@ -7892,7 +7912,7 @@
 </file>
 
 <file path=word/footer3.xml><?xml version="1.0" encoding="utf-8"?>
-<w:ftr xmlns:wpc="http://schemas.microsoft.com/office/word/2010/wordprocessingCanvas" xmlns:cx="http://schemas.microsoft.com/office/drawing/2014/chartex" xmlns:cx1="http://schemas.microsoft.com/office/drawing/2015/9/8/chartex" xmlns:cx2="http://schemas.microsoft.com/office/drawing/2015/10/21/chartex" xmlns:cx3="http://schemas.microsoft.com/office/drawing/2016/5/9/chartex" xmlns:cx4="http://schemas.microsoft.com/office/drawing/2016/5/10/chartex" xmlns:cx5="http://schemas.microsoft.com/office/drawing/2016/5/11/chartex" xmlns:cx6="http://schemas.microsoft.com/office/drawing/2016/5/12/chartex" xmlns:cx7="http://schemas.microsoft.com/office/drawing/2016/5/13/chartex" xmlns:cx8="http://schemas.microsoft.com/office/drawing/2016/5/14/chartex" xmlns:mc="http://schemas.openxmlformats.org/markup-compatibility/2006" xmlns:aink="http://schemas.microsoft.com/office/drawing/2016/ink" xmlns:am3d="http://schemas.microsoft.com/office/drawing/2017/model3d" xmlns:o="urn:schemas-microsoft-com:office:office" xmlns:oel="http://schemas.microsoft.com/office/2019/extlst" xmlns:r="http://schemas.openxmlformats.org/officeDocument/2006/relationships" xmlns:m="http://schemas.openxmlformats.org/officeDocument/2006/math" xmlns:v="urn:schemas-microsoft-com:vml" xmlns:wp14="http://schemas.microsoft.com/office/word/2010/wordprocessingDrawing" xmlns:wp="http://schemas.openxmlformats.org/drawingml/2006/wordprocessingDrawing" xmlns:w10="urn:schemas-microsoft-com:office:word" xmlns:w="http://schemas.openxmlformats.org/wordprocessingml/2006/main" xmlns:w14="http://schemas.microsoft.com/office/word/2010/wordml" xmlns:w15="http://schemas.microsoft.com/office/word/2012/wordml" xmlns:w16cei="http://schemas.microsoft.com/office/word/2026/wordml/cei" xmlns:w16cex="http://schemas.microsoft.com/office/word/2018/wordml/cex" xmlns:w16cid="http://schemas.microsoft.com/office/word/2016/wordml/cid" xmlns:w16="http://schemas.microsoft.com/office/word/2018/wordml" xmlns:w16du="http://schemas.microsoft.com/office/word/2023/wordml/word16du" xmlns:w16sdtdh="http://schemas.microsoft.com/office/word/2020/wordml/sdtdatahash" xmlns:w16sdtfl="http://schemas.microsoft.com/office/word/2024/wordml/sdtformatlock" xmlns:w16se="http://schemas.microsoft.com/office/word/2015/wordml/symex" xmlns:wpg="http://schemas.microsoft.com/office/word/2010/wordprocessingGroup" xmlns:wpi="http://schemas.microsoft.com/office/word/2010/wordprocessingInk" xmlns:wne="http://schemas.microsoft.com/office/word/2006/wordml" xmlns:wps="http://schemas.microsoft.com/office/word/2010/wordprocessingShape" mc:Ignorable="w14 w15 w16se w16cid w16 w16cex w16sdtdh w16sdtfl w16du wp14">
+<w:ftr xmlns:wpc="http://schemas.microsoft.com/office/word/2010/wordprocessingCanvas" xmlns:cx="http://schemas.microsoft.com/office/drawing/2014/chartex" xmlns:cx1="http://schemas.microsoft.com/office/drawing/2015/9/8/chartex" xmlns:cx2="http://schemas.microsoft.com/office/drawing/2015/10/21/chartex" xmlns:cx3="http://schemas.microsoft.com/office/drawing/2016/5/9/chartex" xmlns:cx4="http://schemas.microsoft.com/office/drawing/2016/5/10/chartex" xmlns:cx5="http://schemas.microsoft.com/office/drawing/2016/5/11/chartex" xmlns:cx6="http://schemas.microsoft.com/office/drawing/2016/5/12/chartex" xmlns:cx7="http://schemas.microsoft.com/office/drawing/2016/5/13/chartex" xmlns:cx8="http://schemas.microsoft.com/office/drawing/2016/5/14/chartex" xmlns:mc="http://schemas.openxmlformats.org/markup-compatibility/2006" xmlns:aink="http://schemas.microsoft.com/office/drawing/2016/ink" xmlns:am3d="http://schemas.microsoft.com/office/drawing/2017/model3d" xmlns:o="urn:schemas-microsoft-com:office:office" xmlns:oel="http://schemas.microsoft.com/office/2019/extlst" xmlns:r="http://schemas.openxmlformats.org/officeDocument/2006/relationships" xmlns:m="http://schemas.openxmlformats.org/officeDocument/2006/math" xmlns:v="urn:schemas-microsoft-com:vml" xmlns:wp14="http://schemas.microsoft.com/office/word/2010/wordprocessingDrawing" xmlns:wp="http://schemas.openxmlformats.org/drawingml/2006/wordprocessingDrawing" xmlns:w10="urn:schemas-microsoft-com:office:word" xmlns:w="http://schemas.openxmlformats.org/wordprocessingml/2006/main" xmlns:w14="http://schemas.microsoft.com/office/word/2010/wordml" xmlns:w15="http://schemas.microsoft.com/office/word/2012/wordml" xmlns:w16cex="http://schemas.microsoft.com/office/word/2018/wordml/cex" xmlns:w16cid="http://schemas.microsoft.com/office/word/2016/wordml/cid" xmlns:w16="http://schemas.microsoft.com/office/word/2018/wordml" xmlns:w16du="http://schemas.microsoft.com/office/word/2023/wordml/word16du" xmlns:w16sdtdh="http://schemas.microsoft.com/office/word/2020/wordml/sdtdatahash" xmlns:w16sdtfl="http://schemas.microsoft.com/office/word/2024/wordml/sdtformatlock" xmlns:w16se="http://schemas.microsoft.com/office/word/2015/wordml/symex" xmlns:wpg="http://schemas.microsoft.com/office/word/2010/wordprocessingGroup" xmlns:wpi="http://schemas.microsoft.com/office/word/2010/wordprocessingInk" xmlns:wne="http://schemas.microsoft.com/office/word/2006/wordml" xmlns:wps="http://schemas.microsoft.com/office/word/2010/wordprocessingShape" mc:Ignorable="w14 w15 w16se w16cid w16 w16cex w16sdtdh w16sdtfl w16du wp14">
   <w:p>
     <w:pPr>
       <w:pStyle w:val="Footer"/>
@@ -7902,7 +7922,7 @@
 </file>
 
 <file path=word/footnotes.xml><?xml version="1.0" encoding="utf-8"?>
-<w:footnotes xmlns:wpc="http://schemas.microsoft.com/office/word/2010/wordprocessingCanvas" xmlns:cx="http://schemas.microsoft.com/office/drawing/2014/chartex" xmlns:cx1="http://schemas.microsoft.com/office/drawing/2015/9/8/chartex" xmlns:cx2="http://schemas.microsoft.com/office/drawing/2015/10/21/chartex" xmlns:cx3="http://schemas.microsoft.com/office/drawing/2016/5/9/chartex" xmlns:cx4="http://schemas.microsoft.com/office/drawing/2016/5/10/chartex" xmlns:cx5="http://schemas.microsoft.com/office/drawing/2016/5/11/chartex" xmlns:cx6="http://schemas.microsoft.com/office/drawing/2016/5/12/chartex" xmlns:cx7="http://schemas.microsoft.com/office/drawing/2016/5/13/chartex" xmlns:cx8="http://schemas.microsoft.com/office/drawing/2016/5/14/chartex" xmlns:mc="http://schemas.openxmlformats.org/markup-compatibility/2006" xmlns:aink="http://schemas.microsoft.com/office/drawing/2016/ink" xmlns:am3d="http://schemas.microsoft.com/office/drawing/2017/model3d" xmlns:o="urn:schemas-microsoft-com:office:office" xmlns:oel="http://schemas.microsoft.com/office/2019/extlst" xmlns:r="http://schemas.openxmlformats.org/officeDocument/2006/relationships" xmlns:m="http://schemas.openxmlformats.org/officeDocument/2006/math" xmlns:v="urn:schemas-microsoft-com:vml" xmlns:wp14="http://schemas.microsoft.com/office/word/2010/wordprocessingDrawing" xmlns:wp="http://schemas.openxmlformats.org/drawingml/2006/wordprocessingDrawing" xmlns:w10="urn:schemas-microsoft-com:office:word" xmlns:w="http://schemas.openxmlformats.org/wordprocessingml/2006/main" xmlns:w14="http://schemas.microsoft.com/office/word/2010/wordml" xmlns:w15="http://schemas.microsoft.com/office/word/2012/wordml" xmlns:w16cei="http://schemas.microsoft.com/office/word/2026/wordml/cei" xmlns:w16cex="http://schemas.microsoft.com/office/word/2018/wordml/cex" xmlns:w16cid="http://schemas.microsoft.com/office/word/2016/wordml/cid" xmlns:w16="http://schemas.microsoft.com/office/word/2018/wordml" xmlns:w16du="http://schemas.microsoft.com/office/word/2023/wordml/word16du" xmlns:w16sdtdh="http://schemas.microsoft.com/office/word/2020/wordml/sdtdatahash" xmlns:w16sdtfl="http://schemas.microsoft.com/office/word/2024/wordml/sdtformatlock" xmlns:w16se="http://schemas.microsoft.com/office/word/2015/wordml/symex" xmlns:wpg="http://schemas.microsoft.com/office/word/2010/wordprocessingGroup" xmlns:wpi="http://schemas.microsoft.com/office/word/2010/wordprocessingInk" xmlns:wne="http://schemas.microsoft.com/office/word/2006/wordml" xmlns:wps="http://schemas.microsoft.com/office/word/2010/wordprocessingShape" mc:Ignorable="w14 w15 w16se w16cid w16 w16cex w16sdtdh w16sdtfl w16du wp14">
+<w:footnotes xmlns:wpc="http://schemas.microsoft.com/office/word/2010/wordprocessingCanvas" xmlns:cx="http://schemas.microsoft.com/office/drawing/2014/chartex" xmlns:cx1="http://schemas.microsoft.com/office/drawing/2015/9/8/chartex" xmlns:cx2="http://schemas.microsoft.com/office/drawing/2015/10/21/chartex" xmlns:cx3="http://schemas.microsoft.com/office/drawing/2016/5/9/chartex" xmlns:cx4="http://schemas.microsoft.com/office/drawing/2016/5/10/chartex" xmlns:cx5="http://schemas.microsoft.com/office/drawing/2016/5/11/chartex" xmlns:cx6="http://schemas.microsoft.com/office/drawing/2016/5/12/chartex" xmlns:cx7="http://schemas.microsoft.com/office/drawing/2016/5/13/chartex" xmlns:cx8="http://schemas.microsoft.com/office/drawing/2016/5/14/chartex" xmlns:mc="http://schemas.openxmlformats.org/markup-compatibility/2006" xmlns:aink="http://schemas.microsoft.com/office/drawing/2016/ink" xmlns:am3d="http://schemas.microsoft.com/office/drawing/2017/model3d" xmlns:o="urn:schemas-microsoft-com:office:office" xmlns:oel="http://schemas.microsoft.com/office/2019/extlst" xmlns:r="http://schemas.openxmlformats.org/officeDocument/2006/relationships" xmlns:m="http://schemas.openxmlformats.org/officeDocument/2006/math" xmlns:v="urn:schemas-microsoft-com:vml" xmlns:wp14="http://schemas.microsoft.com/office/word/2010/wordprocessingDrawing" xmlns:wp="http://schemas.openxmlformats.org/drawingml/2006/wordprocessingDrawing" xmlns:w10="urn:schemas-microsoft-com:office:word" xmlns:w="http://schemas.openxmlformats.org/wordprocessingml/2006/main" xmlns:w14="http://schemas.microsoft.com/office/word/2010/wordml" xmlns:w15="http://schemas.microsoft.com/office/word/2012/wordml" xmlns:w16cex="http://schemas.microsoft.com/office/word/2018/wordml/cex" xmlns:w16cid="http://schemas.microsoft.com/office/word/2016/wordml/cid" xmlns:w16="http://schemas.microsoft.com/office/word/2018/wordml" xmlns:w16du="http://schemas.microsoft.com/office/word/2023/wordml/word16du" xmlns:w16sdtdh="http://schemas.microsoft.com/office/word/2020/wordml/sdtdatahash" xmlns:w16sdtfl="http://schemas.microsoft.com/office/word/2024/wordml/sdtformatlock" xmlns:w16se="http://schemas.microsoft.com/office/word/2015/wordml/symex" xmlns:wpg="http://schemas.microsoft.com/office/word/2010/wordprocessingGroup" xmlns:wpi="http://schemas.microsoft.com/office/word/2010/wordprocessingInk" xmlns:wne="http://schemas.microsoft.com/office/word/2006/wordml" xmlns:wps="http://schemas.microsoft.com/office/word/2010/wordprocessingShape" mc:Ignorable="w14 w15 w16se w16cid w16 w16cex w16sdtdh w16sdtfl w16du wp14">
   <w:footnote w:type="separator" w:id="-1">
     <w:p>
       <w:r>
@@ -7921,7 +7941,7 @@
 </file>
 
 <file path=word/numbering.xml><?xml version="1.0" encoding="utf-8"?>
-<w:numbering xmlns:wpc="http://schemas.microsoft.com/office/word/2010/wordprocessingCanvas" xmlns:cx="http://schemas.microsoft.com/office/drawing/2014/chartex" xmlns:cx1="http://schemas.microsoft.com/office/drawing/2015/9/8/chartex" xmlns:cx2="http://schemas.microsoft.com/office/drawing/2015/10/21/chartex" xmlns:cx3="http://schemas.microsoft.com/office/drawing/2016/5/9/chartex" xmlns:cx4="http://schemas.microsoft.com/office/drawing/2016/5/10/chartex" xmlns:cx5="http://schemas.microsoft.com/office/drawing/2016/5/11/chartex" xmlns:cx6="http://schemas.microsoft.com/office/drawing/2016/5/12/chartex" xmlns:cx7="http://schemas.microsoft.com/office/drawing/2016/5/13/chartex" xmlns:cx8="http://schemas.microsoft.com/office/drawing/2016/5/14/chartex" xmlns:mc="http://schemas.openxmlformats.org/markup-compatibility/2006" xmlns:aink="http://schemas.microsoft.com/office/drawing/2016/ink" xmlns:am3d="http://schemas.microsoft.com/office/drawing/2017/model3d" xmlns:o="urn:schemas-microsoft-com:office:office" xmlns:oel="http://schemas.microsoft.com/office/2019/extlst" xmlns:r="http://schemas.openxmlformats.org/officeDocument/2006/relationships" xmlns:m="http://schemas.openxmlformats.org/officeDocument/2006/math" xmlns:v="urn:schemas-microsoft-com:vml" xmlns:wp14="http://schemas.microsoft.com/office/word/2010/wordprocessingDrawing" xmlns:wp="http://schemas.openxmlformats.org/drawingml/2006/wordprocessingDrawing" xmlns:w10="urn:schemas-microsoft-com:office:word" xmlns:w="http://schemas.openxmlformats.org/wordprocessingml/2006/main" xmlns:w14="http://schemas.microsoft.com/office/word/2010/wordml" xmlns:w15="http://schemas.microsoft.com/office/word/2012/wordml" xmlns:w16cei="http://schemas.microsoft.com/office/word/2026/wordml/cei" xmlns:w16cex="http://schemas.microsoft.com/office/word/2018/wordml/cex" xmlns:w16cid="http://schemas.microsoft.com/office/word/2016/wordml/cid" xmlns:w16="http://schemas.microsoft.com/office/word/2018/wordml" xmlns:w16du="http://schemas.microsoft.com/office/word/2023/wordml/word16du" xmlns:w16sdtdh="http://schemas.microsoft.com/office/word/2020/wordml/sdtdatahash" xmlns:w16sdtfl="http://schemas.microsoft.com/office/word/2024/wordml/sdtformatlock" xmlns:w16se="http://schemas.microsoft.com/office/word/2015/wordml/symex" xmlns:wpg="http://schemas.microsoft.com/office/word/2010/wordprocessingGroup" xmlns:wpi="http://schemas.microsoft.com/office/word/2010/wordprocessingInk" xmlns:wne="http://schemas.microsoft.com/office/word/2006/wordml" xmlns:wps="http://schemas.microsoft.com/office/word/2010/wordprocessingShape" mc:Ignorable="w14 w15 w16se w16cid w16 w16cex w16sdtdh w16sdtfl w16du wp14">
+<w:numbering xmlns:wpc="http://schemas.microsoft.com/office/word/2010/wordprocessingCanvas" xmlns:cx="http://schemas.microsoft.com/office/drawing/2014/chartex" xmlns:cx1="http://schemas.microsoft.com/office/drawing/2015/9/8/chartex" xmlns:cx2="http://schemas.microsoft.com/office/drawing/2015/10/21/chartex" xmlns:cx3="http://schemas.microsoft.com/office/drawing/2016/5/9/chartex" xmlns:cx4="http://schemas.microsoft.com/office/drawing/2016/5/10/chartex" xmlns:cx5="http://schemas.microsoft.com/office/drawing/2016/5/11/chartex" xmlns:cx6="http://schemas.microsoft.com/office/drawing/2016/5/12/chartex" xmlns:cx7="http://schemas.microsoft.com/office/drawing/2016/5/13/chartex" xmlns:cx8="http://schemas.microsoft.com/office/drawing/2016/5/14/chartex" xmlns:mc="http://schemas.openxmlformats.org/markup-compatibility/2006" xmlns:aink="http://schemas.microsoft.com/office/drawing/2016/ink" xmlns:am3d="http://schemas.microsoft.com/office/drawing/2017/model3d" xmlns:o="urn:schemas-microsoft-com:office:office" xmlns:oel="http://schemas.microsoft.com/office/2019/extlst" xmlns:r="http://schemas.openxmlformats.org/officeDocument/2006/relationships" xmlns:m="http://schemas.openxmlformats.org/officeDocument/2006/math" xmlns:v="urn:schemas-microsoft-com:vml" xmlns:wp14="http://schemas.microsoft.com/office/word/2010/wordprocessingDrawing" xmlns:wp="http://schemas.openxmlformats.org/drawingml/2006/wordprocessingDrawing" xmlns:w10="urn:schemas-microsoft-com:office:word" xmlns:w="http://schemas.openxmlformats.org/wordprocessingml/2006/main" xmlns:w14="http://schemas.microsoft.com/office/word/2010/wordml" xmlns:w15="http://schemas.microsoft.com/office/word/2012/wordml" xmlns:w16cex="http://schemas.microsoft.com/office/word/2018/wordml/cex" xmlns:w16cid="http://schemas.microsoft.com/office/word/2016/wordml/cid" xmlns:w16="http://schemas.microsoft.com/office/word/2018/wordml" xmlns:w16du="http://schemas.microsoft.com/office/word/2023/wordml/word16du" xmlns:w16sdtdh="http://schemas.microsoft.com/office/word/2020/wordml/sdtdatahash" xmlns:w16sdtfl="http://schemas.microsoft.com/office/word/2024/wordml/sdtformatlock" xmlns:w16se="http://schemas.microsoft.com/office/word/2015/wordml/symex" xmlns:wpg="http://schemas.microsoft.com/office/word/2010/wordprocessingGroup" xmlns:wpi="http://schemas.microsoft.com/office/word/2010/wordprocessingInk" xmlns:wne="http://schemas.microsoft.com/office/word/2006/wordml" xmlns:wps="http://schemas.microsoft.com/office/word/2010/wordprocessingShape" mc:Ignorable="w14 w15 w16se w16cid w16 w16cex w16sdtdh w16sdtfl w16du wp14">
   <w:abstractNum w:abstractNumId="0" w15:restartNumberingAfterBreak="0">
     <w:nsid w:val="FFFFFF7C"/>
     <w:multiLevelType w:val="singleLevel"/>
@@ -8820,6 +8840,7 @@
   <w:style w:type="character" w:default="1" w:styleId="DefaultParagraphFont">
     <w:name w:val="Default Paragraph Font"/>
     <w:uiPriority w:val="1"/>
+    <w:semiHidden/>
     <w:unhideWhenUsed/>
   </w:style>
   <w:style w:type="table" w:default="1" w:styleId="TableNormal">
